--- a/omer/templates/פרטי-התקשרות.docx
+++ b/omer/templates/פרטי-התקשרות.docx
@@ -1524,7 +1524,23 @@
           <w:szCs w:val="20"/>
           <w:rtl/>
         </w:rPr>
-        <w:t xml:space="preserve">חתימה: ____________________                                       </w:t>
+        <w:t xml:space="preserve">חתימה: </w:t>
+      </w:r>
+      <w:r>
+        <w:rPr>
+          <w:rFonts w:cs="Tahoma" w:hint="cs"/>
+          <w:szCs w:val="20"/>
+          <w:rtl/>
+        </w:rPr>
+        <w:t xml:space="preserve">{{signature|____________________}}</w:t>
+      </w:r>
+      <w:r>
+        <w:rPr>
+          <w:rFonts w:cs="Tahoma" w:hint="cs"/>
+          <w:szCs w:val="20"/>
+          <w:rtl/>
+        </w:rPr>
+        <w:t xml:space="preserve">                                       </w:t>
       </w:r>
     </w:p>
     <w:p>
